--- a/pr-preview/pr-279/chapters/notation.docx
+++ b/pr-preview/pr-279/chapters/notation.docx
@@ -15,7 +15,7 @@
         <w:pStyle w:val="Date"/>
       </w:pPr>
       <w:r>
-        <w:t xml:space="preserve">Last modified: 2026-10-18 21:50:22 (PDT)</w:t>
+        <w:t xml:space="preserve">Last modified: 2026-10-18 21:59:14 (PDT)</w:t>
       </w:r>
     </w:p>
     <w:tbl>
@@ -9040,7 +9040,7 @@
       </w:r>
     </w:p>
     <w:bookmarkEnd w:id="38"/>
-    <w:bookmarkStart w:id="41" w:name="matching-names-and-notation"/>
+    <w:bookmarkStart w:id="43" w:name="matching-names-and-notation"/>
     <w:p>
       <w:pPr>
         <w:pStyle w:val="Heading2"/>
@@ -9677,14 +9677,13 @@
         <w:t xml:space="preserve">and make them agree.</w:t>
       </w:r>
     </w:p>
-    <w:bookmarkEnd w:id="41"/>
-    <w:bookmarkStart w:id="43" w:name="label-every-inline-symbol"/>
-    <w:p>
-      <w:pPr>
-        <w:pStyle w:val="Heading2"/>
-      </w:pPr>
-      <w:r>
-        <w:t xml:space="preserve">8 Label every inline symbol</w:t>
+    <w:bookmarkStart w:id="42" w:name="label-every-inline-symbol"/>
+    <w:p>
+      <w:pPr>
+        <w:pStyle w:val="Heading3"/>
+      </w:pPr>
+      <w:r>
+        <w:t xml:space="preserve">7.1 Label every inline symbol</w:t>
       </w:r>
     </w:p>
     <w:p>
@@ -9742,7 +9741,7 @@
         <w:t xml:space="preserve">.</w:t>
       </w:r>
     </w:p>
-    <w:bookmarkStart w:id="42" w:name="exm-label-inline-symbol"/>
+    <w:bookmarkStart w:id="41" w:name="exm-label-inline-symbol"/>
     <w:p>
       <w:pPr>
         <w:pStyle w:val="BodyText"/>
@@ -9926,6 +9925,7 @@
         <w:t xml:space="preserve">and the symbol that follows the label confirms which quantity is meant.</w:t>
       </w:r>
     </w:p>
+    <w:bookmarkEnd w:id="41"/>
     <w:bookmarkEnd w:id="42"/>
     <w:bookmarkEnd w:id="43"/>
     <w:bookmarkStart w:id="52" w:name="using-shared-macros"/>
@@ -9934,7 +9934,7 @@
         <w:pStyle w:val="Heading2"/>
       </w:pPr>
       <w:r>
-        <w:t xml:space="preserve">9 Using shared macros</w:t>
+        <w:t xml:space="preserve">8 Using shared macros</w:t>
       </w:r>
     </w:p>
     <w:p>
@@ -11813,7 +11813,7 @@
         <w:pStyle w:val="Heading2"/>
       </w:pPr>
       <w:r>
-        <w:t xml:space="preserve">10 Making expressions concise</w:t>
+        <w:t xml:space="preserve">9 Making expressions concise</w:t>
       </w:r>
     </w:p>
     <w:p>
@@ -12060,7 +12060,7 @@
         <w:pStyle w:val="Heading2"/>
       </w:pPr>
       <w:r>
-        <w:t xml:space="preserve">11 Abstracting sub-expressions you are not manipulating</w:t>
+        <w:t xml:space="preserve">10 Abstracting sub-expressions you are not manipulating</w:t>
       </w:r>
     </w:p>
     <w:p>
@@ -12387,7 +12387,7 @@
         <w:pStyle w:val="Heading2"/>
       </w:pPr>
       <w:r>
-        <w:t xml:space="preserve">12 Writing dot products</w:t>
+        <w:t xml:space="preserve">11 Writing dot products</w:t>
       </w:r>
     </w:p>
     <w:p>
@@ -12949,7 +12949,7 @@
         <w:pStyle w:val="Heading2"/>
       </w:pPr>
       <w:r>
-        <w:t xml:space="preserve">13 Writing out notational shorthands</w:t>
+        <w:t xml:space="preserve">12 Writing out notational shorthands</w:t>
       </w:r>
     </w:p>
     <w:p>
@@ -13998,7 +13998,7 @@
         <w:pStyle w:val="Heading2"/>
       </w:pPr>
       <w:r>
-        <w:t xml:space="preserve">14 Stating assumptions before using them</w:t>
+        <w:t xml:space="preserve">13 Stating assumptions before using them</w:t>
       </w:r>
     </w:p>
     <w:p>

--- a/pr-preview/pr-279/chapters/notation.docx
+++ b/pr-preview/pr-279/chapters/notation.docx
@@ -15,7 +15,7 @@
         <w:pStyle w:val="Date"/>
       </w:pPr>
       <w:r>
-        <w:t xml:space="preserve">Last modified: 2026-10-18 21:59:14 (PDT)</w:t>
+        <w:t xml:space="preserve">Last modified: 2026-10-19 00:24:24 (PDT)</w:t>
       </w:r>
     </w:p>
     <w:tbl>
@@ -8019,7 +8019,7 @@
       </w:r>
     </w:p>
     <w:bookmarkEnd w:id="36"/>
-    <w:bookmarkStart w:id="38" w:name="random-variables-and-their-values"/>
+    <w:bookmarkStart w:id="39" w:name="random-variables-and-their-values"/>
     <w:p>
       <w:pPr>
         <w:pStyle w:val="Heading2"/>
@@ -8951,6 +8951,346 @@
         <w:pStyle w:val="FirstParagraph"/>
       </w:pPr>
       <w:r>
+        <w:t xml:space="preserve">Name the kind of object in the words, too, not only in the symbol.</w:t>
+      </w:r>
+      <w:r>
+        <w:t xml:space="preserve"> </w:t>
+      </w:r>
+      <w:r>
+        <w:t xml:space="preserve">Call a random variable a</w:t>
+      </w:r>
+      <w:r>
+        <w:t xml:space="preserve"> </w:t>
+      </w:r>
+      <w:r>
+        <w:t xml:space="preserve">“variable”</w:t>
+      </w:r>
+      <w:r>
+        <w:t xml:space="preserve">, such as</w:t>
+      </w:r>
+      <w:r>
+        <w:t xml:space="preserve"> </w:t>
+      </w:r>
+      <w:r>
+        <w:t xml:space="preserve">“the output variable</w:t>
+      </w:r>
+      <w:r>
+        <w:t xml:space="preserve"> </w:t>
+      </w:r>
+      <w:r>
+        <w:t xml:space="preserve">$\Outvar$</w:t>
+      </w:r>
+      <w:r>
+        <w:t xml:space="preserve">”</w:t>
+      </w:r>
+      <w:r>
+        <w:t xml:space="preserve">,</w:t>
+      </w:r>
+      <w:r>
+        <w:t xml:space="preserve"> </w:t>
+      </w:r>
+      <w:r>
+        <w:t xml:space="preserve">and call a number a</w:t>
+      </w:r>
+      <w:r>
+        <w:t xml:space="preserve"> </w:t>
+      </w:r>
+      <w:r>
+        <w:t xml:space="preserve">“value”</w:t>
+      </w:r>
+      <w:r>
+        <w:t xml:space="preserve">, such as</w:t>
+      </w:r>
+      <w:r>
+        <w:t xml:space="preserve"> </w:t>
+      </w:r>
+      <w:r>
+        <w:t xml:space="preserve">“the input value</w:t>
+      </w:r>
+      <w:r>
+        <w:t xml:space="preserve"> </w:t>
+      </w:r>
+      <w:r>
+        <w:t xml:space="preserve">$\predvar$</w:t>
+      </w:r>
+      <w:r>
+        <w:t xml:space="preserve">”</w:t>
+      </w:r>
+      <w:r>
+        <w:t xml:space="preserve"> </w:t>
+      </w:r>
+      <w:r>
+        <w:t xml:space="preserve">or</w:t>
+      </w:r>
+      <w:r>
+        <w:t xml:space="preserve"> </w:t>
+      </w:r>
+      <w:r>
+        <w:t xml:space="preserve">“the observed value</w:t>
+      </w:r>
+      <w:r>
+        <w:t xml:space="preserve"> </w:t>
+      </w:r>
+      <w:r>
+        <w:t xml:space="preserve">$\outvar$</w:t>
+      </w:r>
+      <w:r>
+        <w:t xml:space="preserve">”</w:t>
+      </w:r>
+      <w:r>
+        <w:t xml:space="preserve">.</w:t>
+      </w:r>
+      <w:r>
+        <w:t xml:space="preserve"> </w:t>
+      </w:r>
+      <w:r>
+        <w:t xml:space="preserve">Do not say</w:t>
+      </w:r>
+      <w:r>
+        <w:t xml:space="preserve"> </w:t>
+      </w:r>
+      <w:r>
+        <w:t xml:space="preserve">“fix</w:t>
+      </w:r>
+      <w:r>
+        <w:t xml:space="preserve"> </w:t>
+      </w:r>
+      <w:r>
+        <w:t xml:space="preserve">$\predvar$</w:t>
+      </w:r>
+      <w:r>
+        <w:t xml:space="preserve">”</w:t>
+      </w:r>
+      <w:r>
+        <w:t xml:space="preserve"> </w:t>
+      </w:r>
+      <w:r>
+        <w:t xml:space="preserve">or</w:t>
+      </w:r>
+      <w:r>
+        <w:t xml:space="preserve"> </w:t>
+      </w:r>
+      <w:r>
+        <w:t xml:space="preserve">“let</w:t>
+      </w:r>
+      <w:r>
+        <w:t xml:space="preserve"> </w:t>
+      </w:r>
+      <w:r>
+        <w:t xml:space="preserve">$\predvar$</w:t>
+      </w:r>
+      <w:r>
+        <w:t xml:space="preserve"> </w:t>
+      </w:r>
+      <w:r>
+        <w:t xml:space="preserve">be fixed”</w:t>
+      </w:r>
+      <w:r>
+        <w:t xml:space="preserve">.</w:t>
+      </w:r>
+      <w:r>
+        <w:t xml:space="preserve"> </w:t>
+      </w:r>
+      <w:r>
+        <w:t xml:space="preserve">It does not say whether</w:t>
+      </w:r>
+      <w:r>
+        <w:t xml:space="preserve"> </w:t>
+      </w:r>
+      <w:r>
+        <w:t xml:space="preserve">$\predvar$</w:t>
+      </w:r>
+      <w:r>
+        <w:t xml:space="preserve"> </w:t>
+      </w:r>
+      <w:r>
+        <w:t xml:space="preserve">is a variable held constant or a value you chose.</w:t>
+      </w:r>
+      <w:r>
+        <w:t xml:space="preserve"> </w:t>
+      </w:r>
+      <w:r>
+        <w:t xml:space="preserve">Say</w:t>
+      </w:r>
+      <w:r>
+        <w:t xml:space="preserve"> </w:t>
+      </w:r>
+      <w:r>
+        <w:t xml:space="preserve">“choose an input value</w:t>
+      </w:r>
+      <w:r>
+        <w:t xml:space="preserve"> </w:t>
+      </w:r>
+      <w:r>
+        <w:t xml:space="preserve">$\predvar$</w:t>
+      </w:r>
+      <w:r>
+        <w:t xml:space="preserve">”</w:t>
+      </w:r>
+      <w:r>
+        <w:t xml:space="preserve">,</w:t>
+      </w:r>
+      <w:r>
+        <w:t xml:space="preserve"> </w:t>
+      </w:r>
+      <w:r>
+        <w:t xml:space="preserve">or</w:t>
+      </w:r>
+      <w:r>
+        <w:t xml:space="preserve"> </w:t>
+      </w:r>
+      <w:r>
+        <w:t xml:space="preserve">“take the observed value</w:t>
+      </w:r>
+      <w:r>
+        <w:t xml:space="preserve"> </w:t>
+      </w:r>
+      <w:r>
+        <w:t xml:space="preserve">$\outvar$</w:t>
+      </w:r>
+      <w:r>
+        <w:t xml:space="preserve"> </w:t>
+      </w:r>
+      <w:r>
+        <w:t xml:space="preserve">as given”</w:t>
+      </w:r>
+      <w:r>
+        <w:t xml:space="preserve">.</w:t>
+      </w:r>
+    </w:p>
+    <w:bookmarkStart w:id="38" w:name="exm-variable-vs-value-in-words"/>
+    <w:p>
+      <w:pPr>
+        <w:pStyle w:val="BodyText"/>
+      </w:pPr>
+      <w:r>
+        <w:rPr>
+          <w:b/>
+          <w:bCs/>
+        </w:rPr>
+        <w:t xml:space="preserve">Example 10 (Naming a variable and its value in the words)</w:t>
+      </w:r>
+      <w:r>
+        <w:t xml:space="preserve"> </w:t>
+      </w:r>
+      <w:r>
+        <w:t xml:space="preserve"> </w:t>
+      </w:r>
+    </w:p>
+    <w:p>
+      <w:pPr>
+        <w:pStyle w:val="BlockText"/>
+      </w:pPr>
+      <w:r>
+        <w:t xml:space="preserve">❌ Fix an input</w:t>
+      </w:r>
+      <w:r>
+        <w:t xml:space="preserve"> </w:t>
+      </w:r>
+      <w:r>
+        <w:t xml:space="preserve">$\predvar$</w:t>
+      </w:r>
+      <w:r>
+        <w:t xml:space="preserve">, and let</w:t>
+      </w:r>
+      <w:r>
+        <w:t xml:space="preserve"> </w:t>
+      </w:r>
+      <w:r>
+        <w:t xml:space="preserve">$\Outvar = \truemeanfnf{\predvar} + \noise$</w:t>
+      </w:r>
+      <w:r>
+        <w:t xml:space="preserve">.</w:t>
+      </w:r>
+    </w:p>
+    <w:p>
+      <w:pPr>
+        <w:pStyle w:val="BlockText"/>
+      </w:pPr>
+      <w:r>
+        <w:t xml:space="preserve">✅ Choose an input value</w:t>
+      </w:r>
+      <w:r>
+        <w:t xml:space="preserve"> </w:t>
+      </w:r>
+      <w:r>
+        <w:t xml:space="preserve">$\predvar$</w:t>
+      </w:r>
+      <w:r>
+        <w:t xml:space="preserve">,</w:t>
+      </w:r>
+      <w:r>
+        <w:t xml:space="preserve"> </w:t>
+      </w:r>
+      <w:r>
+        <w:t xml:space="preserve">and let the output variable</w:t>
+      </w:r>
+      <w:r>
+        <w:t xml:space="preserve"> </w:t>
+      </w:r>
+      <w:r>
+        <w:t xml:space="preserve">$\Outvar = \truemeanfnf{\predvar} + \noise$</w:t>
+      </w:r>
+      <w:r>
+        <w:t xml:space="preserve">.</w:t>
+      </w:r>
+    </w:p>
+    <w:p>
+      <w:pPr>
+        <w:pStyle w:val="FirstParagraph"/>
+      </w:pPr>
+      <w:r>
+        <w:t xml:space="preserve">The ❌ version leaves the reader to work out</w:t>
+      </w:r>
+      <w:r>
+        <w:t xml:space="preserve"> </w:t>
+      </w:r>
+      <w:r>
+        <w:t xml:space="preserve">that</w:t>
+      </w:r>
+      <w:r>
+        <w:t xml:space="preserve"> </w:t>
+      </w:r>
+      <w:r>
+        <w:t xml:space="preserve">$\predvar$</w:t>
+      </w:r>
+      <w:r>
+        <w:t xml:space="preserve"> </w:t>
+      </w:r>
+      <w:r>
+        <w:t xml:space="preserve">is a number you choose and</w:t>
+      </w:r>
+      <w:r>
+        <w:t xml:space="preserve"> </w:t>
+      </w:r>
+      <w:r>
+        <w:t xml:space="preserve">$\Outvar$</w:t>
+      </w:r>
+      <w:r>
+        <w:t xml:space="preserve"> </w:t>
+      </w:r>
+      <w:r>
+        <w:t xml:space="preserve">is random.</w:t>
+      </w:r>
+      <w:r>
+        <w:t xml:space="preserve"> </w:t>
+      </w:r>
+      <w:r>
+        <w:t xml:space="preserve">The ✅ version names the input as a value and the output as a variable,</w:t>
+      </w:r>
+      <w:r>
+        <w:t xml:space="preserve"> </w:t>
+      </w:r>
+      <w:r>
+        <w:t xml:space="preserve">which is what the symbols say.</w:t>
+      </w:r>
+    </w:p>
+    <w:bookmarkEnd w:id="38"/>
+    <w:p>
+      <w:pPr>
+        <w:pStyle w:val="BodyText"/>
+      </w:pPr>
+      <w:r>
         <w:t xml:space="preserve">Some fields reserve capital letters for matrices,</w:t>
       </w:r>
       <w:r>
@@ -9039,8 +9379,8 @@
         <w:t xml:space="preserve">.</w:t>
       </w:r>
     </w:p>
-    <w:bookmarkEnd w:id="38"/>
-    <w:bookmarkStart w:id="43" w:name="matching-names-and-notation"/>
+    <w:bookmarkEnd w:id="39"/>
+    <w:bookmarkStart w:id="44" w:name="matching-names-and-notation"/>
     <w:p>
       <w:pPr>
         <w:pStyle w:val="Heading2"/>
@@ -9151,7 +9491,7 @@
       <w:r>
         <w:t xml:space="preserve"> </w:t>
       </w:r>
-      <w:hyperlink r:id="rId39">
+      <w:hyperlink r:id="rId40">
         <w:r>
           <w:rPr>
             <w:rStyle w:val="Hyperlink"/>
@@ -9163,7 +9503,7 @@
         <w:t xml:space="preserve">).</w:t>
       </w:r>
     </w:p>
-    <w:bookmarkStart w:id="40" w:name="exm-name-matches-notation"/>
+    <w:bookmarkStart w:id="41" w:name="exm-name-matches-notation"/>
     <w:p>
       <w:pPr>
         <w:pStyle w:val="BodyText"/>
@@ -9173,7 +9513,7 @@
           <w:b/>
           <w:bCs/>
         </w:rPr>
-        <w:t xml:space="preserve">Example 10 (Matching a name to its notation)</w:t>
+        <w:t xml:space="preserve">Example 11 (Matching a name to its notation)</w:t>
       </w:r>
       <w:r>
         <w:t xml:space="preserve"> </w:t>
@@ -9656,7 +9996,7 @@
         <w:t xml:space="preserve">.</w:t>
       </w:r>
     </w:p>
-    <w:bookmarkEnd w:id="40"/>
+    <w:bookmarkEnd w:id="41"/>
     <w:p>
       <w:pPr>
         <w:pStyle w:val="BodyText"/>
@@ -9677,7 +10017,7 @@
         <w:t xml:space="preserve">and make them agree.</w:t>
       </w:r>
     </w:p>
-    <w:bookmarkStart w:id="42" w:name="label-every-inline-symbol"/>
+    <w:bookmarkStart w:id="43" w:name="label-every-inline-symbol"/>
     <w:p>
       <w:pPr>
         <w:pStyle w:val="Heading3"/>
@@ -9741,7 +10081,7 @@
         <w:t xml:space="preserve">.</w:t>
       </w:r>
     </w:p>
-    <w:bookmarkStart w:id="41" w:name="exm-label-inline-symbol"/>
+    <w:bookmarkStart w:id="42" w:name="exm-label-inline-symbol"/>
     <w:p>
       <w:pPr>
         <w:pStyle w:val="BodyText"/>
@@ -9751,7 +10091,7 @@
           <w:b/>
           <w:bCs/>
         </w:rPr>
-        <w:t xml:space="preserve">Example 11 (Labeling a symbol in a list of quantities)</w:t>
+        <w:t xml:space="preserve">Example 12 (Labeling a symbol in a list of quantities)</w:t>
       </w:r>
       <w:r>
         <w:t xml:space="preserve"> </w:t>
@@ -9925,10 +10265,10 @@
         <w:t xml:space="preserve">and the symbol that follows the label confirms which quantity is meant.</w:t>
       </w:r>
     </w:p>
-    <w:bookmarkEnd w:id="41"/>
     <w:bookmarkEnd w:id="42"/>
     <w:bookmarkEnd w:id="43"/>
-    <w:bookmarkStart w:id="52" w:name="using-shared-macros"/>
+    <w:bookmarkEnd w:id="44"/>
+    <w:bookmarkStart w:id="53" w:name="using-shared-macros"/>
     <w:p>
       <w:pPr>
         <w:pStyle w:val="Heading2"/>
@@ -10001,7 +10341,7 @@
         <w:t xml:space="preserve">so the next document finds it.</w:t>
       </w:r>
     </w:p>
-    <w:bookmarkStart w:id="44" w:name="exm-use-shared-macro"/>
+    <w:bookmarkStart w:id="45" w:name="exm-use-shared-macro"/>
     <w:p>
       <w:pPr>
         <w:pStyle w:val="BodyText"/>
@@ -10011,7 +10351,7 @@
           <w:b/>
           <w:bCs/>
         </w:rPr>
-        <w:t xml:space="preserve">Example 12 (Using a shared macro)</w:t>
+        <w:t xml:space="preserve">Example 13 (Using a shared macro)</w:t>
       </w:r>
       <w:r>
         <w:t xml:space="preserve"> </w:t>
@@ -10086,7 +10426,7 @@
         <w:t xml:space="preserve">every document that uses the macro changes with it.</w:t>
       </w:r>
     </w:p>
-    <w:bookmarkEnd w:id="44"/>
+    <w:bookmarkEnd w:id="45"/>
     <w:p>
       <w:pPr>
         <w:pStyle w:val="BodyText"/>
@@ -10288,7 +10628,7 @@
         <w:t xml:space="preserve">and the rule for Latin letters below says when that applies.</w:t>
       </w:r>
     </w:p>
-    <w:bookmarkStart w:id="45" w:name="exm-semantic-macro-name"/>
+    <w:bookmarkStart w:id="46" w:name="exm-semantic-macro-name"/>
     <w:p>
       <w:pPr>
         <w:pStyle w:val="BodyText"/>
@@ -10298,7 +10638,7 @@
           <w:b/>
           <w:bCs/>
         </w:rPr>
-        <w:t xml:space="preserve">Example 13 (Naming a macro for its meaning)</w:t>
+        <w:t xml:space="preserve">Example 14 (Naming a macro for its meaning)</w:t>
       </w:r>
       <w:r>
         <w:t xml:space="preserve"> </w:t>
@@ -10367,7 +10707,7 @@
         <w:t xml:space="preserve">changes one line in the shared file.</w:t>
       </w:r>
     </w:p>
-    <w:bookmarkEnd w:id="45"/>
+    <w:bookmarkEnd w:id="46"/>
     <w:p>
       <w:pPr>
         <w:pStyle w:val="BodyText"/>
@@ -10489,7 +10829,7 @@
         <w:t xml:space="preserve">existing hats are converted in separate sweeps.</w:t>
       </w:r>
     </w:p>
-    <w:bookmarkStart w:id="46" w:name="exm-semantic-decorator"/>
+    <w:bookmarkStart w:id="47" w:name="exm-semantic-decorator"/>
     <w:p>
       <w:pPr>
         <w:pStyle w:val="BodyText"/>
@@ -10499,7 +10839,7 @@
           <w:b/>
           <w:bCs/>
         </w:rPr>
-        <w:t xml:space="preserve">Example 14 (Naming a decorator for its meaning)</w:t>
+        <w:t xml:space="preserve">Example 15 (Naming a decorator for its meaning)</w:t>
       </w:r>
       <w:r>
         <w:t xml:space="preserve"> </w:t>
@@ -10577,7 +10917,7 @@
         <w:t xml:space="preserve">changes.</w:t>
       </w:r>
     </w:p>
-    <w:bookmarkEnd w:id="46"/>
+    <w:bookmarkEnd w:id="47"/>
     <w:p>
       <w:pPr>
         <w:pStyle w:val="BodyText"/>
@@ -10766,7 +11106,7 @@
         <w:t xml:space="preserve">may write the font command directly.</w:t>
       </w:r>
     </w:p>
-    <w:bookmarkStart w:id="47" w:name="exm-semantic-font"/>
+    <w:bookmarkStart w:id="48" w:name="exm-semantic-font"/>
     <w:p>
       <w:pPr>
         <w:pStyle w:val="BodyText"/>
@@ -10776,7 +11116,7 @@
           <w:b/>
           <w:bCs/>
         </w:rPr>
-        <w:t xml:space="preserve">Example 15 (Naming a set for its meaning)</w:t>
+        <w:t xml:space="preserve">Example 16 (Naming a set for its meaning)</w:t>
       </w:r>
       <w:r>
         <w:t xml:space="preserve"> </w:t>
@@ -10854,7 +11194,7 @@
         <w:t xml:space="preserve">changes.</w:t>
       </w:r>
     </w:p>
-    <w:bookmarkEnd w:id="47"/>
+    <w:bookmarkEnd w:id="48"/>
     <w:p>
       <w:pPr>
         <w:pStyle w:val="BodyText"/>
@@ -11223,7 +11563,7 @@
         <w:t xml:space="preserve">.</w:t>
       </w:r>
     </w:p>
-    <w:bookmarkStart w:id="48" w:name="exm-semantic-latin-letter"/>
+    <w:bookmarkStart w:id="49" w:name="exm-semantic-latin-letter"/>
     <w:p>
       <w:pPr>
         <w:pStyle w:val="BodyText"/>
@@ -11233,7 +11573,7 @@
           <w:b/>
           <w:bCs/>
         </w:rPr>
-        <w:t xml:space="preserve">Example 16 (Naming a variable for its role)</w:t>
+        <w:t xml:space="preserve">Example 17 (Naming a variable for its role)</w:t>
       </w:r>
       <w:r>
         <w:t xml:space="preserve"> </w:t>
@@ -11313,7 +11653,7 @@
         <w:t xml:space="preserve">which letter is the outcome and which is the residual.</w:t>
       </w:r>
     </w:p>
-    <w:bookmarkEnd w:id="48"/>
+    <w:bookmarkEnd w:id="49"/>
     <w:p>
       <w:pPr>
         <w:pStyle w:val="BodyText"/>
@@ -11340,7 +11680,7 @@
         <w:t xml:space="preserve">and a reader sees which quantity it is about.</w:t>
       </w:r>
     </w:p>
-    <w:bookmarkStart w:id="49" w:name="exm-named-quantity"/>
+    <w:bookmarkStart w:id="50" w:name="exm-named-quantity"/>
     <w:p>
       <w:pPr>
         <w:pStyle w:val="BodyText"/>
@@ -11350,7 +11690,7 @@
           <w:b/>
           <w:bCs/>
         </w:rPr>
-        <w:t xml:space="preserve">Example 17 (Writing a named quantity by its name)</w:t>
+        <w:t xml:space="preserve">Example 18 (Writing a named quantity by its name)</w:t>
       </w:r>
       <w:r>
         <w:t xml:space="preserve"> </w:t>
@@ -11452,7 +11792,7 @@
         <w:t xml:space="preserve">and it names the quantity the gradient depends on.</w:t>
       </w:r>
     </w:p>
-    <w:bookmarkEnd w:id="49"/>
+    <w:bookmarkEnd w:id="50"/>
     <w:p>
       <w:pPr>
         <w:pStyle w:val="BodyText"/>
@@ -11614,7 +11954,7 @@
         <w:t xml:space="preserve">are not delimiters.</w:t>
       </w:r>
     </w:p>
-    <w:bookmarkStart w:id="50" w:name="exm-semantic-delimiter"/>
+    <w:bookmarkStart w:id="51" w:name="exm-semantic-delimiter"/>
     <w:p>
       <w:pPr>
         <w:pStyle w:val="BodyText"/>
@@ -11624,7 +11964,7 @@
           <w:b/>
           <w:bCs/>
         </w:rPr>
-        <w:t xml:space="preserve">Example 18 (Letting the macro size the bracket)</w:t>
+        <w:t xml:space="preserve">Example 19 (Letting the macro size the bracket)</w:t>
       </w:r>
       <w:r>
         <w:t xml:space="preserve"> </w:t>
@@ -11693,7 +12033,7 @@
         <w:t xml:space="preserve">edits one definition in the shared file.</w:t>
       </w:r>
     </w:p>
-    <w:bookmarkEnd w:id="50"/>
+    <w:bookmarkEnd w:id="51"/>
     <w:p>
       <w:pPr>
         <w:pStyle w:val="BodyText"/>
@@ -11732,7 +12072,7 @@
         <w:t xml:space="preserve">with its meaning.</w:t>
       </w:r>
     </w:p>
-    <w:bookmarkStart w:id="51" w:name="exm-describe-symbol-not-macro"/>
+    <w:bookmarkStart w:id="52" w:name="exm-describe-symbol-not-macro"/>
     <w:p>
       <w:pPr>
         <w:pStyle w:val="BodyText"/>
@@ -11742,7 +12082,7 @@
           <w:b/>
           <w:bCs/>
         </w:rPr>
-        <w:t xml:space="preserve">Example 19 (Describing the symbol, not the macro)</w:t>
+        <w:t xml:space="preserve">Example 20 (Describing the symbol, not the macro)</w:t>
       </w:r>
       <w:r>
         <w:t xml:space="preserve"> </w:t>
@@ -11805,9 +12145,9 @@
         <w:t xml:space="preserve">and the symbol has its own row in the notation table.</w:t>
       </w:r>
     </w:p>
-    <w:bookmarkEnd w:id="51"/>
     <w:bookmarkEnd w:id="52"/>
-    <w:bookmarkStart w:id="55" w:name="making-expressions-concise"/>
+    <w:bookmarkEnd w:id="53"/>
+    <w:bookmarkStart w:id="56" w:name="making-expressions-concise"/>
     <w:p>
       <w:pPr>
         <w:pStyle w:val="Heading2"/>
@@ -11838,7 +12178,7 @@
       <w:r>
         <w:t xml:space="preserve"> </w:t>
       </w:r>
-      <w:hyperlink r:id="rId53">
+      <w:hyperlink r:id="rId54">
         <w:r>
           <w:rPr>
             <w:rStyle w:val="Hyperlink"/>
@@ -11906,7 +12246,7 @@
         <w:t xml:space="preserve">and write the macro everywhere the chunk appears.</w:t>
       </w:r>
     </w:p>
-    <w:bookmarkStart w:id="54" w:name="exm-concise-expression"/>
+    <w:bookmarkStart w:id="55" w:name="exm-concise-expression"/>
     <w:p>
       <w:pPr>
         <w:pStyle w:val="BodyText"/>
@@ -11916,7 +12256,7 @@
           <w:b/>
           <w:bCs/>
         </w:rPr>
-        <w:t xml:space="preserve">Example 20 (Naming a repeated chunk)</w:t>
+        <w:t xml:space="preserve">Example 21 (Naming a repeated chunk)</w:t>
       </w:r>
       <w:r>
         <w:t xml:space="preserve"> </w:t>
@@ -12000,7 +12340,7 @@
         <w:t xml:space="preserve">and each formula shows at a glance what it is built from.</w:t>
       </w:r>
     </w:p>
-    <w:bookmarkEnd w:id="54"/>
+    <w:bookmarkEnd w:id="55"/>
     <w:p>
       <w:pPr>
         <w:pStyle w:val="BodyText"/>
@@ -12053,8 +12393,8 @@
         <w:t xml:space="preserve">.</w:t>
       </w:r>
     </w:p>
-    <w:bookmarkEnd w:id="55"/>
-    <w:bookmarkStart w:id="57" w:name="abstract-unused-subexpressions"/>
+    <w:bookmarkEnd w:id="56"/>
+    <w:bookmarkStart w:id="58" w:name="abstract-unused-subexpressions"/>
     <w:p>
       <w:pPr>
         <w:pStyle w:val="Heading2"/>
@@ -12230,7 +12570,7 @@
         <w:t xml:space="preserve">before the first line that uses the symbol.</w:t>
       </w:r>
     </w:p>
-    <w:bookmarkStart w:id="56" w:name="exm-abstract-unused-subexpressions"/>
+    <w:bookmarkStart w:id="57" w:name="exm-abstract-unused-subexpressions"/>
     <w:p>
       <w:pPr>
         <w:pStyle w:val="BodyText"/>
@@ -12240,7 +12580,7 @@
           <w:b/>
           <w:bCs/>
         </w:rPr>
-        <w:t xml:space="preserve">Example 21 (Abstracting the population mean)</w:t>
+        <w:t xml:space="preserve">Example 22 (Abstracting the population mean)</w:t>
       </w:r>
       <w:r>
         <w:t xml:space="preserve"> </w:t>
@@ -12379,9 +12719,9 @@
         <w:t xml:space="preserve">stands for.</w:t>
       </w:r>
     </w:p>
-    <w:bookmarkEnd w:id="56"/>
     <w:bookmarkEnd w:id="57"/>
-    <w:bookmarkStart w:id="59" w:name="writing-dot-products"/>
+    <w:bookmarkEnd w:id="58"/>
+    <w:bookmarkStart w:id="60" w:name="writing-dot-products"/>
     <w:p>
       <w:pPr>
         <w:pStyle w:val="Heading2"/>
@@ -12554,7 +12894,7 @@
         <w:t xml:space="preserve">and to work out that the result is a single number.</w:t>
       </w:r>
     </w:p>
-    <w:bookmarkStart w:id="58" w:name="exm-dot-product"/>
+    <w:bookmarkStart w:id="59" w:name="exm-dot-product"/>
     <w:p>
       <w:pPr>
         <w:pStyle w:val="BodyText"/>
@@ -12564,7 +12904,7 @@
           <w:b/>
           <w:bCs/>
         </w:rPr>
-        <w:t xml:space="preserve">Example 22 (Writing a dot product)</w:t>
+        <w:t xml:space="preserve">Example 23 (Writing a dot product)</w:t>
       </w:r>
       <w:r>
         <w:t xml:space="preserve"> </w:t>
@@ -12783,7 +13123,7 @@
         <w:t xml:space="preserve">.</w:t>
       </w:r>
     </w:p>
-    <w:bookmarkEnd w:id="58"/>
+    <w:bookmarkEnd w:id="59"/>
     <w:p>
       <w:pPr>
         <w:pStyle w:val="BodyText"/>
@@ -12942,8 +13282,8 @@
         <w:t xml:space="preserve">such as a definition of an inner product space.</w:t>
       </w:r>
     </w:p>
-    <w:bookmarkEnd w:id="59"/>
-    <w:bookmarkStart w:id="62" w:name="writing-out-notational-shorthands"/>
+    <w:bookmarkEnd w:id="60"/>
+    <w:bookmarkStart w:id="63" w:name="writing-out-notational-shorthands"/>
     <w:p>
       <w:pPr>
         <w:pStyle w:val="Heading2"/>
@@ -13382,7 +13722,7 @@
       <w:r>
         <w:t xml:space="preserve"> </w:t>
       </w:r>
-      <w:hyperlink r:id="rId60">
+      <w:hyperlink r:id="rId61">
         <w:r>
           <w:rPr>
             <w:rStyle w:val="Hyperlink"/>
@@ -13423,7 +13763,7 @@
         <w:t xml:space="preserve">catalogs common shorthands and their full forms.</w:t>
       </w:r>
     </w:p>
-    <w:bookmarkStart w:id="61" w:name="exm-notational-shorthand"/>
+    <w:bookmarkStart w:id="62" w:name="exm-notational-shorthand"/>
     <w:p>
       <w:pPr>
         <w:pStyle w:val="BodyText"/>
@@ -13433,7 +13773,7 @@
           <w:b/>
           <w:bCs/>
         </w:rPr>
-        <w:t xml:space="preserve">Example 23 (Writing out the limits of a sum and the range of an index)</w:t>
+        <w:t xml:space="preserve">Example 24 (Writing out the limits of a sum and the range of an index)</w:t>
       </w:r>
       <w:r>
         <w:t xml:space="preserve"> </w:t>
@@ -13990,9 +14330,9 @@
         <w:t xml:space="preserve">observations.</w:t>
       </w:r>
     </w:p>
-    <w:bookmarkEnd w:id="61"/>
     <w:bookmarkEnd w:id="62"/>
-    <w:bookmarkStart w:id="64" w:name="stating-assumptions-before-using-them"/>
+    <w:bookmarkEnd w:id="63"/>
+    <w:bookmarkStart w:id="67" w:name="stating-assumptions-before-using-them"/>
     <w:p>
       <w:pPr>
         <w:pStyle w:val="Heading2"/>
@@ -14182,7 +14522,113 @@
         <w:t xml:space="preserve">cite it in the justification on that line.</w:t>
       </w:r>
     </w:p>
-    <w:bookmarkStart w:id="63" w:name="exm-assumptions-first"/>
+    <w:p>
+      <w:pPr>
+        <w:pStyle w:val="BodyText"/>
+      </w:pPr>
+      <w:r>
+        <w:t xml:space="preserve">An assumptions list and a notation list are different lists:</w:t>
+      </w:r>
+    </w:p>
+    <w:p>
+      <w:pPr>
+        <w:pStyle w:val="Compact"/>
+        <w:numPr>
+          <w:ilvl w:val="0"/>
+          <w:numId w:val="1014"/>
+        </w:numPr>
+      </w:pPr>
+      <w:r>
+        <w:t xml:space="preserve">An assumptions list states conditions that the result depends on.</w:t>
+      </w:r>
+      <w:r>
+        <w:t xml:space="preserve"> </w:t>
+      </w:r>
+      <w:r>
+        <w:t xml:space="preserve">Write it as a bullet list under</w:t>
+      </w:r>
+      <w:r>
+        <w:t xml:space="preserve"> </w:t>
+      </w:r>
+      <w:r>
+        <w:t xml:space="preserve">“Assume:”</w:t>
+      </w:r>
+      <w:r>
+        <w:t xml:space="preserve">.</w:t>
+      </w:r>
+    </w:p>
+    <w:p>
+      <w:pPr>
+        <w:pStyle w:val="Compact"/>
+        <w:numPr>
+          <w:ilvl w:val="0"/>
+          <w:numId w:val="1014"/>
+        </w:numPr>
+      </w:pPr>
+      <w:r>
+        <w:t xml:space="preserve">A notation list names objects.</w:t>
+      </w:r>
+      <w:r>
+        <w:t xml:space="preserve"> </w:t>
+      </w:r>
+      <w:r>
+        <w:t xml:space="preserve">Write it as a bullet list under</w:t>
+      </w:r>
+      <w:r>
+        <w:t xml:space="preserve"> </w:t>
+      </w:r>
+      <w:r>
+        <w:t xml:space="preserve">“Let:”</w:t>
+      </w:r>
+      <w:r>
+        <w:t xml:space="preserve">.</w:t>
+      </w:r>
+    </w:p>
+    <w:p>
+      <w:pPr>
+        <w:pStyle w:val="FirstParagraph"/>
+      </w:pPr>
+      <w:r>
+        <w:t xml:space="preserve">Write the lead-in word once, before the list,</w:t>
+      </w:r>
+      <w:r>
+        <w:t xml:space="preserve"> </w:t>
+      </w:r>
+      <w:r>
+        <w:t xml:space="preserve">and make each bullet complete the lead-in sentence.</w:t>
+      </w:r>
+      <w:r>
+        <w:t xml:space="preserve"> </w:t>
+      </w:r>
+      <w:r>
+        <w:t xml:space="preserve">Do not repeat the word in every bullet,</w:t>
+      </w:r>
+      <w:r>
+        <w:t xml:space="preserve"> </w:t>
+      </w:r>
+      <w:r>
+        <w:t xml:space="preserve">and do not mix the two kinds of list in one list.</w:t>
+      </w:r>
+      <w:r>
+        <w:t xml:space="preserve"> </w:t>
+      </w:r>
+      <w:r>
+        <w:t xml:space="preserve">When both are needed,</w:t>
+      </w:r>
+      <w:r>
+        <w:t xml:space="preserve"> </w:t>
+      </w:r>
+      <w:r>
+        <w:t xml:space="preserve">write the notation list first,</w:t>
+      </w:r>
+      <w:r>
+        <w:t xml:space="preserve"> </w:t>
+      </w:r>
+      <w:r>
+        <w:t xml:space="preserve">because the assumptions use the names it introduces.</w:t>
+      </w:r>
+    </w:p>
+    <w:bookmarkStart w:id="64" w:name="exm-assumptions-first"/>
     <w:p>
       <w:pPr>
         <w:pStyle w:val="BodyText"/>
@@ -14192,7 +14638,7 @@
           <w:b/>
           <w:bCs/>
         </w:rPr>
-        <w:t xml:space="preserve">Example 24 (Stating the restriction on</w:t>
+        <w:t xml:space="preserve">Example 25 (Stating the restriction on</w:t>
       </w:r>
       <w:r>
         <w:rPr>
@@ -14864,8 +15310,429 @@
         <w:t xml:space="preserve">and the justification says exactly where the condition is used.</w:t>
       </w:r>
     </w:p>
-    <w:bookmarkEnd w:id="63"/>
     <w:bookmarkEnd w:id="64"/>
+    <w:bookmarkStart w:id="65" w:name="exm-assumptions-bullet-list"/>
+    <w:p>
+      <w:pPr>
+        <w:pStyle w:val="BodyText"/>
+      </w:pPr>
+      <w:r>
+        <w:rPr>
+          <w:b/>
+          <w:bCs/>
+        </w:rPr>
+        <w:t xml:space="preserve">Example 26 (Writing several assumptions as one list)</w:t>
+      </w:r>
+      <w:r>
+        <w:t xml:space="preserve"> </w:t>
+      </w:r>
+      <w:r>
+        <w:t xml:space="preserve"> </w:t>
+      </w:r>
+    </w:p>
+    <w:p>
+      <w:pPr>
+        <w:pStyle w:val="BlockText"/>
+      </w:pPr>
+      <w:r>
+        <w:t xml:space="preserve">❌ Assume the sample size</w:t>
+      </w:r>
+      <w:r>
+        <w:t xml:space="preserve"> </w:t>
+      </w:r>
+      <m:oMath>
+        <m:r>
+          <m:t>n</m:t>
+        </m:r>
+      </m:oMath>
+      <w:r>
+        <w:t xml:space="preserve"> </w:t>
+      </w:r>
+      <w:r>
+        <w:t xml:space="preserve">is larger than</w:t>
+      </w:r>
+      <w:r>
+        <w:t xml:space="preserve"> </w:t>
+      </w:r>
+      <m:oMath>
+        <m:r>
+          <m:t>30</m:t>
+        </m:r>
+      </m:oMath>
+      <w:r>
+        <w:t xml:space="preserve">.</w:t>
+      </w:r>
+      <w:r>
+        <w:t xml:space="preserve"> </w:t>
+      </w:r>
+      <w:r>
+        <w:t xml:space="preserve">Assume the observations are independent.</w:t>
+      </w:r>
+      <w:r>
+        <w:t xml:space="preserve"> </w:t>
+      </w:r>
+      <w:r>
+        <w:t xml:space="preserve">Assume the population variance</w:t>
+      </w:r>
+      <w:r>
+        <w:t xml:space="preserve"> </w:t>
+      </w:r>
+      <m:oMath>
+        <m:sSup>
+          <m:e>
+            <m:r>
+              <m:t>σ</m:t>
+            </m:r>
+          </m:e>
+          <m:sup>
+            <m:r>
+              <m:t>2</m:t>
+            </m:r>
+          </m:sup>
+        </m:sSup>
+      </m:oMath>
+      <w:r>
+        <w:t xml:space="preserve"> </w:t>
+      </w:r>
+      <w:r>
+        <w:t xml:space="preserve">is finite.</w:t>
+      </w:r>
+    </w:p>
+    <w:p>
+      <w:pPr>
+        <w:pStyle w:val="BlockText"/>
+      </w:pPr>
+      <w:r>
+        <w:t xml:space="preserve">✅ Assume:</w:t>
+      </w:r>
+    </w:p>
+    <w:p>
+      <w:pPr>
+        <w:pStyle w:val="Compact"/>
+        <w:numPr>
+          <w:ilvl w:val="0"/>
+          <w:numId w:val="1015"/>
+        </w:numPr>
+      </w:pPr>
+      <w:r>
+        <w:t xml:space="preserve">the sample size</w:t>
+      </w:r>
+      <w:r>
+        <w:t xml:space="preserve"> </w:t>
+      </w:r>
+      <m:oMath>
+        <m:r>
+          <m:t>n</m:t>
+        </m:r>
+      </m:oMath>
+      <w:r>
+        <w:t xml:space="preserve"> </w:t>
+      </w:r>
+      <w:r>
+        <w:t xml:space="preserve">is larger than</w:t>
+      </w:r>
+      <w:r>
+        <w:t xml:space="preserve"> </w:t>
+      </w:r>
+      <m:oMath>
+        <m:r>
+          <m:t>30</m:t>
+        </m:r>
+      </m:oMath>
+      <w:r>
+        <w:t xml:space="preserve">,</w:t>
+      </w:r>
+    </w:p>
+    <w:p>
+      <w:pPr>
+        <w:pStyle w:val="Compact"/>
+        <w:numPr>
+          <w:ilvl w:val="0"/>
+          <w:numId w:val="1015"/>
+        </w:numPr>
+      </w:pPr>
+      <w:r>
+        <w:t xml:space="preserve">the observations are independent, and</w:t>
+      </w:r>
+    </w:p>
+    <w:p>
+      <w:pPr>
+        <w:pStyle w:val="Compact"/>
+        <w:numPr>
+          <w:ilvl w:val="0"/>
+          <w:numId w:val="1015"/>
+        </w:numPr>
+      </w:pPr>
+      <w:r>
+        <w:t xml:space="preserve">the population variance</w:t>
+      </w:r>
+      <w:r>
+        <w:t xml:space="preserve"> </w:t>
+      </w:r>
+      <m:oMath>
+        <m:sSup>
+          <m:e>
+            <m:r>
+              <m:t>σ</m:t>
+            </m:r>
+          </m:e>
+          <m:sup>
+            <m:r>
+              <m:t>2</m:t>
+            </m:r>
+          </m:sup>
+        </m:sSup>
+      </m:oMath>
+      <w:r>
+        <w:t xml:space="preserve"> </w:t>
+      </w:r>
+      <w:r>
+        <w:t xml:space="preserve">is finite.</w:t>
+      </w:r>
+    </w:p>
+    <w:p>
+      <w:pPr>
+        <w:pStyle w:val="FirstParagraph"/>
+      </w:pPr>
+      <w:r>
+        <w:t xml:space="preserve">The ✅ version writes</w:t>
+      </w:r>
+      <w:r>
+        <w:t xml:space="preserve"> </w:t>
+      </w:r>
+      <w:r>
+        <w:t xml:space="preserve">“Assume”</w:t>
+      </w:r>
+      <w:r>
+        <w:t xml:space="preserve"> </w:t>
+      </w:r>
+      <w:r>
+        <w:t xml:space="preserve">once,</w:t>
+      </w:r>
+      <w:r>
+        <w:t xml:space="preserve"> </w:t>
+      </w:r>
+      <w:r>
+        <w:t xml:space="preserve">and the bullets show that the three assumptions are parallel and separate.</w:t>
+      </w:r>
+    </w:p>
+    <w:bookmarkEnd w:id="65"/>
+    <w:bookmarkStart w:id="66" w:name="exm-notation-bullet-list"/>
+    <w:p>
+      <w:pPr>
+        <w:pStyle w:val="BodyText"/>
+      </w:pPr>
+      <w:r>
+        <w:rPr>
+          <w:b/>
+          <w:bCs/>
+        </w:rPr>
+        <w:t xml:space="preserve">Example 27 (Writing several names as one list)</w:t>
+      </w:r>
+      <w:r>
+        <w:t xml:space="preserve"> </w:t>
+      </w:r>
+      <w:r>
+        <w:t xml:space="preserve"> </w:t>
+      </w:r>
+    </w:p>
+    <w:p>
+      <w:pPr>
+        <w:pStyle w:val="BlockText"/>
+      </w:pPr>
+      <w:r>
+        <w:t xml:space="preserve">❌ Let</w:t>
+      </w:r>
+      <w:r>
+        <w:t xml:space="preserve"> </w:t>
+      </w:r>
+      <m:oMath>
+        <m:r>
+          <m:t>n</m:t>
+        </m:r>
+      </m:oMath>
+      <w:r>
+        <w:t xml:space="preserve"> </w:t>
+      </w:r>
+      <w:r>
+        <w:t xml:space="preserve">be the sample size.</w:t>
+      </w:r>
+      <w:r>
+        <w:t xml:space="preserve"> </w:t>
+      </w:r>
+      <w:r>
+        <w:t xml:space="preserve">Let</w:t>
+      </w:r>
+      <w:r>
+        <w:t xml:space="preserve"> </w:t>
+      </w:r>
+      <m:oMath>
+        <m:acc>
+          <m:accPr>
+            <m:chr m:val="‾"/>
+          </m:accPr>
+          <m:e>
+            <m:r>
+              <m:t>y</m:t>
+            </m:r>
+          </m:e>
+        </m:acc>
+      </m:oMath>
+      <w:r>
+        <w:t xml:space="preserve"> </w:t>
+      </w:r>
+      <w:r>
+        <w:t xml:space="preserve">be the sample mean.</w:t>
+      </w:r>
+      <w:r>
+        <w:t xml:space="preserve"> </w:t>
+      </w:r>
+      <w:r>
+        <w:t xml:space="preserve">Let</w:t>
+      </w:r>
+      <w:r>
+        <w:t xml:space="preserve"> </w:t>
+      </w:r>
+      <m:oMath>
+        <m:r>
+          <m:t>s</m:t>
+        </m:r>
+      </m:oMath>
+      <w:r>
+        <w:t xml:space="preserve"> </w:t>
+      </w:r>
+      <w:r>
+        <w:t xml:space="preserve">be the sample standard deviation.</w:t>
+      </w:r>
+    </w:p>
+    <w:p>
+      <w:pPr>
+        <w:pStyle w:val="BlockText"/>
+      </w:pPr>
+      <w:r>
+        <w:t xml:space="preserve">✅ Let:</w:t>
+      </w:r>
+    </w:p>
+    <w:p>
+      <w:pPr>
+        <w:pStyle w:val="Compact"/>
+        <w:numPr>
+          <w:ilvl w:val="0"/>
+          <w:numId w:val="1016"/>
+        </w:numPr>
+      </w:pPr>
+      <m:oMath>
+        <m:r>
+          <m:t>n</m:t>
+        </m:r>
+      </m:oMath>
+      <w:r>
+        <w:t xml:space="preserve"> </w:t>
+      </w:r>
+      <w:r>
+        <w:t xml:space="preserve">be the sample size,</w:t>
+      </w:r>
+    </w:p>
+    <w:p>
+      <w:pPr>
+        <w:pStyle w:val="Compact"/>
+        <w:numPr>
+          <w:ilvl w:val="0"/>
+          <w:numId w:val="1016"/>
+        </w:numPr>
+      </w:pPr>
+      <m:oMath>
+        <m:acc>
+          <m:accPr>
+            <m:chr m:val="‾"/>
+          </m:accPr>
+          <m:e>
+            <m:r>
+              <m:t>y</m:t>
+            </m:r>
+          </m:e>
+        </m:acc>
+      </m:oMath>
+      <w:r>
+        <w:t xml:space="preserve"> </w:t>
+      </w:r>
+      <w:r>
+        <w:t xml:space="preserve">be the sample mean, and</w:t>
+      </w:r>
+    </w:p>
+    <w:p>
+      <w:pPr>
+        <w:pStyle w:val="Compact"/>
+        <w:numPr>
+          <w:ilvl w:val="0"/>
+          <w:numId w:val="1016"/>
+        </w:numPr>
+      </w:pPr>
+      <m:oMath>
+        <m:r>
+          <m:t>s</m:t>
+        </m:r>
+      </m:oMath>
+      <w:r>
+        <w:t xml:space="preserve"> </w:t>
+      </w:r>
+      <w:r>
+        <w:t xml:space="preserve">be the sample standard deviation.</w:t>
+      </w:r>
+    </w:p>
+    <w:p>
+      <w:pPr>
+        <w:pStyle w:val="FirstParagraph"/>
+      </w:pPr>
+      <w:r>
+        <w:t xml:space="preserve">These bullets name objects and assume nothing about them,</w:t>
+      </w:r>
+      <w:r>
+        <w:t xml:space="preserve"> </w:t>
+      </w:r>
+      <w:r>
+        <w:t xml:space="preserve">so this is a notation list.</w:t>
+      </w:r>
+      <w:r>
+        <w:t xml:space="preserve"> </w:t>
+      </w:r>
+      <w:r>
+        <w:t xml:space="preserve">If the result also needed a condition such as a sample size</w:t>
+      </w:r>
+      <w:r>
+        <w:t xml:space="preserve"> </w:t>
+      </w:r>
+      <m:oMath>
+        <m:r>
+          <m:t>n</m:t>
+        </m:r>
+      </m:oMath>
+      <w:r>
+        <w:t xml:space="preserve"> </w:t>
+      </w:r>
+      <w:r>
+        <w:t xml:space="preserve">larger than</w:t>
+      </w:r>
+      <w:r>
+        <w:t xml:space="preserve"> </w:t>
+      </w:r>
+      <m:oMath>
+        <m:r>
+          <m:t>30</m:t>
+        </m:r>
+      </m:oMath>
+      <w:r>
+        <w:t xml:space="preserve">,</w:t>
+      </w:r>
+      <w:r>
+        <w:t xml:space="preserve"> </w:t>
+      </w:r>
+      <w:r>
+        <w:t xml:space="preserve">a separate assumptions list after this one would state it.</w:t>
+      </w:r>
+    </w:p>
+    <w:bookmarkEnd w:id="66"/>
+    <w:bookmarkEnd w:id="67"/>
     <w:sectPr>
       <w:footnotePr>
         <w:numRestart w:val="eachSect"/>
@@ -15231,6 +16098,15 @@
     <w:abstractNumId w:val="991"/>
   </w:num>
   <w:num w:numId="1013">
+    <w:abstractNumId w:val="991"/>
+  </w:num>
+  <w:num w:numId="1014">
+    <w:abstractNumId w:val="991"/>
+  </w:num>
+  <w:num w:numId="1015">
+    <w:abstractNumId w:val="991"/>
+  </w:num>
+  <w:num w:numId="1016">
     <w:abstractNumId w:val="991"/>
   </w:num>
 </w:numbering>
